--- a/최종산출물/3. 수행일지/5월 수행일지/[2조] 2026_05월_3주차_수행일지(현대이지웰_최종_프로젝트).docx
+++ b/최종산출물/3. 수행일지/5월 수행일지/[2조] 2026_05월_3주차_수행일지(현대이지웰_최종_프로젝트).docx
@@ -14,7 +14,6 @@
           <w:szCs w:val="34"/>
         </w:rPr>
       </w:pPr>
-      <w:proofErr w:type="gramStart"/>
       <w:r>
         <w:rPr>
           <w:rFonts w:ascii="맑은 고딕" w:eastAsia="맑은 고딕" w:hAnsi="맑은 고딕" w:cs="맑은 고딕"/>
@@ -33,7 +32,6 @@
         </w:rPr>
         <w:t>5</w:t>
       </w:r>
-      <w:proofErr w:type="gramEnd"/>
       <w:r>
         <w:rPr>
           <w:rFonts w:ascii="맑은 고딕" w:eastAsia="맑은 고딕" w:hAnsi="맑은 고딕" w:cs="맑은 고딕"/>
@@ -50,7 +48,7 @@
           <w:sz w:val="34"/>
           <w:szCs w:val="34"/>
         </w:rPr>
-        <w:t>2</w:t>
+        <w:t>3</w:t>
       </w:r>
       <w:r>
         <w:rPr>
@@ -59,27 +57,7 @@
           <w:sz w:val="34"/>
           <w:szCs w:val="34"/>
         </w:rPr>
-        <w:t xml:space="preserve">주차 프로젝트 수행 </w:t>
-      </w:r>
-      <w:proofErr w:type="gramStart"/>
-      <w:r>
-        <w:rPr>
-          <w:rFonts w:ascii="맑은 고딕" w:eastAsia="맑은 고딕" w:hAnsi="맑은 고딕" w:cs="맑은 고딕"/>
-          <w:b/>
-          <w:sz w:val="34"/>
-          <w:szCs w:val="34"/>
-        </w:rPr>
-        <w:t>일지 ]</w:t>
-      </w:r>
-      <w:proofErr w:type="gramEnd"/>
-      <w:r>
-        <w:rPr>
-          <w:rFonts w:ascii="맑은 고딕" w:eastAsia="맑은 고딕" w:hAnsi="맑은 고딕" w:cs="맑은 고딕"/>
-          <w:b/>
-          <w:sz w:val="34"/>
-          <w:szCs w:val="34"/>
-        </w:rPr>
-        <w:t xml:space="preserve"> </w:t>
+        <w:t xml:space="preserve">주차 프로젝트 수행 일지 ] </w:t>
       </w:r>
     </w:p>
     <w:p>
@@ -194,43 +172,7 @@
                 <w:sz w:val="20"/>
                 <w:szCs w:val="20"/>
               </w:rPr>
-              <w:t>(Data-</w:t>
-            </w:r>
-            <w:proofErr w:type="spellStart"/>
-            <w:r>
-              <w:rPr>
-                <w:rFonts w:ascii="맑은 고딕" w:eastAsia="맑은 고딕" w:hAnsi="맑은 고딕" w:cs="맑은 고딕"/>
-                <w:sz w:val="20"/>
-                <w:szCs w:val="20"/>
-              </w:rPr>
-              <w:t>To</w:t>
-            </w:r>
-            <w:proofErr w:type="spellEnd"/>
-            <w:r>
-              <w:rPr>
-                <w:rFonts w:ascii="맑은 고딕" w:eastAsia="맑은 고딕" w:hAnsi="맑은 고딕" w:cs="맑은 고딕"/>
-                <w:sz w:val="20"/>
-                <w:szCs w:val="20"/>
-              </w:rPr>
-              <w:t>-</w:t>
-            </w:r>
-            <w:proofErr w:type="spellStart"/>
-            <w:r>
-              <w:rPr>
-                <w:rFonts w:ascii="맑은 고딕" w:eastAsia="맑은 고딕" w:hAnsi="맑은 고딕" w:cs="맑은 고딕"/>
-                <w:sz w:val="20"/>
-                <w:szCs w:val="20"/>
-              </w:rPr>
-              <w:t>you</w:t>
-            </w:r>
-            <w:proofErr w:type="spellEnd"/>
-            <w:r>
-              <w:rPr>
-                <w:rFonts w:ascii="맑은 고딕" w:eastAsia="맑은 고딕" w:hAnsi="맑은 고딕" w:cs="맑은 고딕"/>
-                <w:sz w:val="20"/>
-                <w:szCs w:val="20"/>
-              </w:rPr>
-              <w:t>, 사용자를 향한 데이터)</w:t>
+              <w:t>(Data-To-you, 사용자를 향한 데이터)</w:t>
             </w:r>
           </w:p>
         </w:tc>
@@ -267,19 +209,8 @@
                 <w:sz w:val="20"/>
                 <w:szCs w:val="20"/>
               </w:rPr>
-              <w:t xml:space="preserve">프로젝트 </w:t>
-            </w:r>
-            <w:proofErr w:type="spellStart"/>
-            <w:r>
-              <w:rPr>
-                <w:rFonts w:ascii="맑은 고딕" w:eastAsia="맑은 고딕" w:hAnsi="맑은 고딕" w:cs="맑은 고딕"/>
-                <w:b/>
-                <w:sz w:val="20"/>
-                <w:szCs w:val="20"/>
-              </w:rPr>
-              <w:t>팀명</w:t>
-            </w:r>
-            <w:proofErr w:type="spellEnd"/>
+              <w:t>프로젝트 팀명</w:t>
+            </w:r>
           </w:p>
         </w:tc>
         <w:tc>
@@ -303,31 +234,13 @@
                 <w:szCs w:val="23"/>
               </w:rPr>
             </w:pPr>
-            <w:proofErr w:type="spellStart"/>
             <w:r>
               <w:rPr>
                 <w:rFonts w:hint="eastAsia"/>
                 <w:sz w:val="23"/>
                 <w:szCs w:val="23"/>
               </w:rPr>
-              <w:t>통모짜</w:t>
-            </w:r>
-            <w:proofErr w:type="spellEnd"/>
-            <w:r>
-              <w:rPr>
-                <w:rFonts w:hint="eastAsia"/>
-                <w:sz w:val="23"/>
-                <w:szCs w:val="23"/>
-              </w:rPr>
-              <w:t xml:space="preserve"> </w:t>
-            </w:r>
-            <w:r>
-              <w:rPr>
-                <w:rFonts w:hint="eastAsia"/>
-                <w:sz w:val="23"/>
-                <w:szCs w:val="23"/>
-              </w:rPr>
-              <w:t>개발자</w:t>
+              <w:t>통모짜 개발자</w:t>
             </w:r>
           </w:p>
         </w:tc>
@@ -422,36 +335,8 @@
                 <w:sz w:val="20"/>
                 <w:szCs w:val="20"/>
               </w:rPr>
-              <w:t xml:space="preserve"> </w:t>
-            </w:r>
-            <w:proofErr w:type="spellStart"/>
-            <w:r>
-              <w:rPr>
-                <w:rFonts w:ascii="맑은 고딕" w:eastAsia="맑은 고딕" w:hAnsi="맑은 고딕" w:cs="맑은 고딕" w:hint="eastAsia"/>
-                <w:sz w:val="20"/>
-                <w:szCs w:val="20"/>
-              </w:rPr>
-              <w:t>전이레</w:t>
-            </w:r>
-            <w:proofErr w:type="spellEnd"/>
-            <w:r>
-              <w:rPr>
-                <w:rFonts w:ascii="맑은 고딕" w:eastAsia="맑은 고딕" w:hAnsi="맑은 고딕" w:cs="맑은 고딕" w:hint="eastAsia"/>
-                <w:sz w:val="20"/>
-                <w:szCs w:val="20"/>
-              </w:rPr>
-              <w:t xml:space="preserve">, </w:t>
-            </w:r>
-            <w:proofErr w:type="spellStart"/>
-            <w:r>
-              <w:rPr>
-                <w:rFonts w:ascii="맑은 고딕" w:eastAsia="맑은 고딕" w:hAnsi="맑은 고딕" w:cs="맑은 고딕" w:hint="eastAsia"/>
-                <w:sz w:val="20"/>
-                <w:szCs w:val="20"/>
-              </w:rPr>
-              <w:t>정인혁</w:t>
-            </w:r>
-            <w:proofErr w:type="spellEnd"/>
+              <w:t xml:space="preserve"> 전이레, 정인혁</w:t>
+            </w:r>
           </w:p>
         </w:tc>
       </w:tr>
@@ -776,250 +661,128 @@
                 <w:rFonts w:ascii="맑은 고딕" w:eastAsia="맑은 고딕" w:hAnsi="맑은 고딕" w:cs="맑은 고딕" w:hint="eastAsia"/>
                 <w:bCs/>
               </w:rPr>
+              <w:t xml:space="preserve"> 프런트엔드에서 총 </w:t>
+            </w:r>
+            <w:r>
+              <w:rPr>
+                <w:rFonts w:ascii="맑은 고딕" w:eastAsia="맑은 고딕" w:hAnsi="맑은 고딕" w:cs="맑은 고딕" w:hint="eastAsia"/>
+                <w:bCs/>
+              </w:rPr>
+              <w:t>9</w:t>
+            </w:r>
+            <w:r>
+              <w:rPr>
+                <w:rFonts w:ascii="맑은 고딕" w:eastAsia="맑은 고딕" w:hAnsi="맑은 고딕" w:cs="맑은 고딕" w:hint="eastAsia"/>
+                <w:bCs/>
+              </w:rPr>
+              <w:t xml:space="preserve">번, 백엔드에서 총 </w:t>
+            </w:r>
+            <w:r>
+              <w:rPr>
+                <w:rFonts w:ascii="맑은 고딕" w:eastAsia="맑은 고딕" w:hAnsi="맑은 고딕" w:cs="맑은 고딕" w:hint="eastAsia"/>
+                <w:bCs/>
+              </w:rPr>
+              <w:t>9</w:t>
+            </w:r>
+            <w:r>
+              <w:rPr>
+                <w:rFonts w:ascii="맑은 고딕" w:eastAsia="맑은 고딕" w:hAnsi="맑은 고딕" w:cs="맑은 고딕" w:hint="eastAsia"/>
+                <w:bCs/>
+              </w:rPr>
+              <w:t>번의 PR(</w:t>
+            </w:r>
+            <w:r>
+              <w:rPr>
+                <w:rFonts w:ascii="맑은 고딕" w:eastAsia="맑은 고딕" w:hAnsi="맑은 고딕" w:cs="맑은 고딕"/>
+                <w:bCs/>
+              </w:rPr>
+              <w:t>Pull Request</w:t>
+            </w:r>
+            <w:r>
+              <w:rPr>
+                <w:rFonts w:ascii="맑은 고딕" w:eastAsia="맑은 고딕" w:hAnsi="맑은 고딕" w:cs="맑은 고딕" w:hint="eastAsia"/>
+                <w:bCs/>
+              </w:rPr>
+              <w:t xml:space="preserve">) 처리를 바탕으로 팀원 각자가 기능별 브랜치 통합(merge)을 통한 </w:t>
+            </w:r>
+            <w:r>
+              <w:rPr>
+                <w:rFonts w:ascii="맑은 고딕" w:eastAsia="맑은 고딕" w:hAnsi="맑은 고딕" w:cs="맑은 고딕"/>
+                <w:bCs/>
+              </w:rPr>
+              <w:t>도메인 간의 인터페이스를 동기화하고 개발을 가속화하였습니다.</w:t>
+            </w:r>
+          </w:p>
+          <w:p>
+            <w:pPr>
+              <w:spacing w:before="240" w:after="240"/>
+              <w:rPr>
+                <w:rFonts w:ascii="맑은 고딕" w:eastAsia="맑은 고딕" w:hAnsi="맑은 고딕" w:cs="맑은 고딕"/>
+                <w:bCs/>
+              </w:rPr>
+            </w:pPr>
+            <w:r>
+              <w:rPr>
+                <w:rFonts w:ascii="맑은 고딕" w:eastAsia="맑은 고딕" w:hAnsi="맑은 고딕" w:cs="맑은 고딕" w:hint="eastAsia"/>
+                <w:bCs/>
+              </w:rPr>
+              <w:t xml:space="preserve">이전 팀원의 퇴소에 의하여 이전 팀원의 역할을 분리하여 각 팀원에게 분배하였습니다. </w:t>
+            </w:r>
+            <w:r>
+              <w:rPr>
+                <w:rFonts w:ascii="맑은 고딕" w:eastAsia="맑은 고딕" w:hAnsi="맑은 고딕" w:cs="맑은 고딕" w:hint="eastAsia"/>
+                <w:bCs/>
+                <w:lang w:eastAsia="ko"/>
+              </w:rPr>
+              <w:t xml:space="preserve">또한 </w:t>
+            </w:r>
+            <w:r>
+              <w:rPr>
+                <w:rFonts w:ascii="맑은 고딕" w:eastAsia="맑은 고딕" w:hAnsi="맑은 고딕" w:cs="맑은 고딕" w:hint="eastAsia"/>
+                <w:bCs/>
+              </w:rPr>
+              <w:t>해당 팀원이</w:t>
+            </w:r>
+            <w:r>
+              <w:rPr>
+                <w:rFonts w:ascii="맑은 고딕" w:eastAsia="맑은 고딕" w:hAnsi="맑은 고딕" w:cs="맑은 고딕"/>
+                <w:bCs/>
+              </w:rPr>
               <w:t xml:space="preserve"> </w:t>
             </w:r>
-            <w:proofErr w:type="spellStart"/>
             <w:r>
               <w:rPr>
                 <w:rFonts w:ascii="맑은 고딕" w:eastAsia="맑은 고딕" w:hAnsi="맑은 고딕" w:cs="맑은 고딕" w:hint="eastAsia"/>
                 <w:bCs/>
               </w:rPr>
-              <w:t>프런트엔드에서</w:t>
-            </w:r>
-            <w:proofErr w:type="spellEnd"/>
+              <w:t>담당한</w:t>
+            </w:r>
+            <w:r>
+              <w:rPr>
+                <w:rFonts w:ascii="맑은 고딕" w:eastAsia="맑은 고딕" w:hAnsi="맑은 고딕" w:cs="맑은 고딕"/>
+                <w:bCs/>
+              </w:rPr>
+              <w:t xml:space="preserve"> 코드의 구조</w:t>
+            </w:r>
             <w:r>
               <w:rPr>
                 <w:rFonts w:ascii="맑은 고딕" w:eastAsia="맑은 고딕" w:hAnsi="맑은 고딕" w:cs="맑은 고딕" w:hint="eastAsia"/>
                 <w:bCs/>
               </w:rPr>
-              <w:t xml:space="preserve"> 총 </w:t>
+              <w:t xml:space="preserve"> 중 규칙 및 표준 미준수 구간을</w:t>
+            </w:r>
+            <w:r>
+              <w:rPr>
+                <w:rFonts w:ascii="맑은 고딕" w:eastAsia="맑은 고딕" w:hAnsi="맑은 고딕" w:cs="맑은 고딕"/>
+                <w:bCs/>
+              </w:rPr>
+              <w:t xml:space="preserve"> 리팩</w:t>
             </w:r>
             <w:r>
               <w:rPr>
                 <w:rFonts w:ascii="맑은 고딕" w:eastAsia="맑은 고딕" w:hAnsi="맑은 고딕" w:cs="맑은 고딕" w:hint="eastAsia"/>
                 <w:bCs/>
               </w:rPr>
-              <w:t>9</w:t>
-            </w:r>
-            <w:r>
-              <w:rPr>
-                <w:rFonts w:ascii="맑은 고딕" w:eastAsia="맑은 고딕" w:hAnsi="맑은 고딕" w:cs="맑은 고딕" w:hint="eastAsia"/>
-                <w:bCs/>
-              </w:rPr>
-              <w:t xml:space="preserve">번, </w:t>
-            </w:r>
-            <w:proofErr w:type="spellStart"/>
-            <w:r>
-              <w:rPr>
-                <w:rFonts w:ascii="맑은 고딕" w:eastAsia="맑은 고딕" w:hAnsi="맑은 고딕" w:cs="맑은 고딕" w:hint="eastAsia"/>
-                <w:bCs/>
-              </w:rPr>
-              <w:t>백엔드에서</w:t>
-            </w:r>
-            <w:proofErr w:type="spellEnd"/>
-            <w:r>
-              <w:rPr>
-                <w:rFonts w:ascii="맑은 고딕" w:eastAsia="맑은 고딕" w:hAnsi="맑은 고딕" w:cs="맑은 고딕" w:hint="eastAsia"/>
-                <w:bCs/>
-              </w:rPr>
-              <w:t xml:space="preserve"> 총 </w:t>
-            </w:r>
-            <w:r>
-              <w:rPr>
-                <w:rFonts w:ascii="맑은 고딕" w:eastAsia="맑은 고딕" w:hAnsi="맑은 고딕" w:cs="맑은 고딕" w:hint="eastAsia"/>
-                <w:bCs/>
-              </w:rPr>
-              <w:t>9</w:t>
-            </w:r>
-            <w:r>
-              <w:rPr>
-                <w:rFonts w:ascii="맑은 고딕" w:eastAsia="맑은 고딕" w:hAnsi="맑은 고딕" w:cs="맑은 고딕" w:hint="eastAsia"/>
-                <w:bCs/>
-              </w:rPr>
-              <w:t>번의 PR(</w:t>
-            </w:r>
-            <w:proofErr w:type="spellStart"/>
-            <w:r>
-              <w:rPr>
-                <w:rFonts w:ascii="맑은 고딕" w:eastAsia="맑은 고딕" w:hAnsi="맑은 고딕" w:cs="맑은 고딕"/>
-                <w:bCs/>
-              </w:rPr>
-              <w:t>Pull</w:t>
-            </w:r>
-            <w:proofErr w:type="spellEnd"/>
-            <w:r>
-              <w:rPr>
-                <w:rFonts w:ascii="맑은 고딕" w:eastAsia="맑은 고딕" w:hAnsi="맑은 고딕" w:cs="맑은 고딕"/>
-                <w:bCs/>
-              </w:rPr>
-              <w:t xml:space="preserve"> </w:t>
-            </w:r>
-            <w:proofErr w:type="spellStart"/>
-            <w:r>
-              <w:rPr>
-                <w:rFonts w:ascii="맑은 고딕" w:eastAsia="맑은 고딕" w:hAnsi="맑은 고딕" w:cs="맑은 고딕"/>
-                <w:bCs/>
-              </w:rPr>
-              <w:t>Request</w:t>
-            </w:r>
-            <w:proofErr w:type="spellEnd"/>
-            <w:r>
-              <w:rPr>
-                <w:rFonts w:ascii="맑은 고딕" w:eastAsia="맑은 고딕" w:hAnsi="맑은 고딕" w:cs="맑은 고딕" w:hint="eastAsia"/>
-                <w:bCs/>
-              </w:rPr>
-              <w:t xml:space="preserve">) 처리를 바탕으로 팀원 각자가 기능별 </w:t>
-            </w:r>
-            <w:proofErr w:type="spellStart"/>
-            <w:r>
-              <w:rPr>
-                <w:rFonts w:ascii="맑은 고딕" w:eastAsia="맑은 고딕" w:hAnsi="맑은 고딕" w:cs="맑은 고딕" w:hint="eastAsia"/>
-                <w:bCs/>
-              </w:rPr>
-              <w:t>브랜치</w:t>
-            </w:r>
-            <w:proofErr w:type="spellEnd"/>
-            <w:r>
-              <w:rPr>
-                <w:rFonts w:ascii="맑은 고딕" w:eastAsia="맑은 고딕" w:hAnsi="맑은 고딕" w:cs="맑은 고딕" w:hint="eastAsia"/>
-                <w:bCs/>
-              </w:rPr>
-              <w:t xml:space="preserve"> 통합(</w:t>
-            </w:r>
-            <w:proofErr w:type="spellStart"/>
-            <w:r>
-              <w:rPr>
-                <w:rFonts w:ascii="맑은 고딕" w:eastAsia="맑은 고딕" w:hAnsi="맑은 고딕" w:cs="맑은 고딕" w:hint="eastAsia"/>
-                <w:bCs/>
-              </w:rPr>
-              <w:t>merge</w:t>
-            </w:r>
-            <w:proofErr w:type="spellEnd"/>
-            <w:r>
-              <w:rPr>
-                <w:rFonts w:ascii="맑은 고딕" w:eastAsia="맑은 고딕" w:hAnsi="맑은 고딕" w:cs="맑은 고딕" w:hint="eastAsia"/>
-                <w:bCs/>
-              </w:rPr>
-              <w:t xml:space="preserve">)을 통한 </w:t>
-            </w:r>
-            <w:r>
-              <w:rPr>
-                <w:rFonts w:ascii="맑은 고딕" w:eastAsia="맑은 고딕" w:hAnsi="맑은 고딕" w:cs="맑은 고딕"/>
-                <w:bCs/>
-              </w:rPr>
-              <w:t>도메인 간의 인터페이스를 동기화하고 개발을 가속화하였습니다.</w:t>
-            </w:r>
-          </w:p>
-          <w:p>
-            <w:pPr>
-              <w:spacing w:before="240" w:after="240"/>
-              <w:rPr>
-                <w:rFonts w:ascii="맑은 고딕" w:eastAsia="맑은 고딕" w:hAnsi="맑은 고딕" w:cs="맑은 고딕" w:hint="eastAsia"/>
-                <w:bCs/>
-              </w:rPr>
-            </w:pPr>
-            <w:r>
-              <w:rPr>
-                <w:rFonts w:ascii="맑은 고딕" w:eastAsia="맑은 고딕" w:hAnsi="맑은 고딕" w:cs="맑은 고딕" w:hint="eastAsia"/>
-                <w:bCs/>
-              </w:rPr>
-              <w:t xml:space="preserve">이전 팀원의 </w:t>
-            </w:r>
-            <w:proofErr w:type="spellStart"/>
-            <w:r>
-              <w:rPr>
-                <w:rFonts w:ascii="맑은 고딕" w:eastAsia="맑은 고딕" w:hAnsi="맑은 고딕" w:cs="맑은 고딕" w:hint="eastAsia"/>
-                <w:bCs/>
-              </w:rPr>
-              <w:t>퇴소에</w:t>
-            </w:r>
-            <w:proofErr w:type="spellEnd"/>
-            <w:r>
-              <w:rPr>
-                <w:rFonts w:ascii="맑은 고딕" w:eastAsia="맑은 고딕" w:hAnsi="맑은 고딕" w:cs="맑은 고딕" w:hint="eastAsia"/>
-                <w:bCs/>
-              </w:rPr>
-              <w:t xml:space="preserve"> 의하여 이전 팀원의 역할을 분리하여 각 팀원에게 분배하였습니다. </w:t>
-            </w:r>
-            <w:r>
-              <w:rPr>
-                <w:rFonts w:ascii="맑은 고딕" w:eastAsia="맑은 고딕" w:hAnsi="맑은 고딕" w:cs="맑은 고딕" w:hint="eastAsia"/>
-                <w:bCs/>
-                <w:lang w:eastAsia="ko"/>
-              </w:rPr>
-              <w:t xml:space="preserve">또한 </w:t>
-            </w:r>
-            <w:r>
-              <w:rPr>
-                <w:rFonts w:ascii="맑은 고딕" w:eastAsia="맑은 고딕" w:hAnsi="맑은 고딕" w:cs="맑은 고딕" w:hint="eastAsia"/>
-                <w:bCs/>
-              </w:rPr>
-              <w:t>해당 팀원이</w:t>
-            </w:r>
-            <w:r>
-              <w:rPr>
-                <w:rFonts w:ascii="맑은 고딕" w:eastAsia="맑은 고딕" w:hAnsi="맑은 고딕" w:cs="맑은 고딕"/>
-                <w:bCs/>
-              </w:rPr>
-              <w:t xml:space="preserve"> </w:t>
-            </w:r>
-            <w:r>
-              <w:rPr>
-                <w:rFonts w:ascii="맑은 고딕" w:eastAsia="맑은 고딕" w:hAnsi="맑은 고딕" w:cs="맑은 고딕" w:hint="eastAsia"/>
-                <w:bCs/>
-              </w:rPr>
-              <w:t>담당한</w:t>
-            </w:r>
-            <w:r>
-              <w:rPr>
-                <w:rFonts w:ascii="맑은 고딕" w:eastAsia="맑은 고딕" w:hAnsi="맑은 고딕" w:cs="맑은 고딕"/>
-                <w:bCs/>
-              </w:rPr>
-              <w:t xml:space="preserve"> 코드의 구조</w:t>
-            </w:r>
-            <w:r>
-              <w:rPr>
-                <w:rFonts w:ascii="맑은 고딕" w:eastAsia="맑은 고딕" w:hAnsi="맑은 고딕" w:cs="맑은 고딕" w:hint="eastAsia"/>
-                <w:bCs/>
-              </w:rPr>
-              <w:t xml:space="preserve"> 중 규칙 및 표준 </w:t>
-            </w:r>
-            <w:proofErr w:type="spellStart"/>
-            <w:r>
-              <w:rPr>
-                <w:rFonts w:ascii="맑은 고딕" w:eastAsia="맑은 고딕" w:hAnsi="맑은 고딕" w:cs="맑은 고딕" w:hint="eastAsia"/>
-                <w:bCs/>
-              </w:rPr>
-              <w:t>미준수</w:t>
-            </w:r>
-            <w:proofErr w:type="spellEnd"/>
-            <w:r>
-              <w:rPr>
-                <w:rFonts w:ascii="맑은 고딕" w:eastAsia="맑은 고딕" w:hAnsi="맑은 고딕" w:cs="맑은 고딕" w:hint="eastAsia"/>
-                <w:bCs/>
-              </w:rPr>
-              <w:t xml:space="preserve"> 구간을</w:t>
-            </w:r>
-            <w:r>
-              <w:rPr>
-                <w:rFonts w:ascii="맑은 고딕" w:eastAsia="맑은 고딕" w:hAnsi="맑은 고딕" w:cs="맑은 고딕"/>
-                <w:bCs/>
-              </w:rPr>
-              <w:t xml:space="preserve"> </w:t>
-            </w:r>
-            <w:proofErr w:type="spellStart"/>
-            <w:r>
-              <w:rPr>
-                <w:rFonts w:ascii="맑은 고딕" w:eastAsia="맑은 고딕" w:hAnsi="맑은 고딕" w:cs="맑은 고딕"/>
-                <w:bCs/>
-              </w:rPr>
-              <w:t>리팩</w:t>
-            </w:r>
-            <w:r>
-              <w:rPr>
-                <w:rFonts w:ascii="맑은 고딕" w:eastAsia="맑은 고딕" w:hAnsi="맑은 고딕" w:cs="맑은 고딕" w:hint="eastAsia"/>
-                <w:bCs/>
-              </w:rPr>
               <w:t>토</w:t>
             </w:r>
             <w:r>
@@ -1027,15 +790,7 @@
                 <w:rFonts w:ascii="맑은 고딕" w:eastAsia="맑은 고딕" w:hAnsi="맑은 고딕" w:cs="맑은 고딕"/>
                 <w:bCs/>
               </w:rPr>
-              <w:t>링</w:t>
-            </w:r>
-            <w:proofErr w:type="spellEnd"/>
-            <w:r>
-              <w:rPr>
-                <w:rFonts w:ascii="맑은 고딕" w:eastAsia="맑은 고딕" w:hAnsi="맑은 고딕" w:cs="맑은 고딕"/>
-                <w:bCs/>
-              </w:rPr>
-              <w:t>(공통 컴포넌트·스타일·폼/접근성 정리)하여 유지보수 가능한 상태로 정비</w:t>
+              <w:t>링(공통 컴포넌트·스타일·폼/접근성 정리)하여 유지보수 가능한 상태로 정비</w:t>
             </w:r>
             <w:r>
               <w:rPr>
@@ -1088,7 +843,6 @@
                 <w:lang w:val="en-US"/>
               </w:rPr>
             </w:pPr>
-            <w:proofErr w:type="spellStart"/>
             <w:r>
               <w:rPr>
                 <w:rFonts w:ascii="맑은 고딕" w:eastAsia="맑은 고딕" w:hAnsi="맑은 고딕" w:cs="맑은 고딕"/>
@@ -1096,37 +850,7 @@
                 <w:bCs/>
                 <w:lang w:val="en-US"/>
               </w:rPr>
-              <w:t>프론트엔드</w:t>
-            </w:r>
-            <w:proofErr w:type="spellEnd"/>
-            <w:r>
-              <w:rPr>
-                <w:rFonts w:ascii="맑은 고딕" w:eastAsia="맑은 고딕" w:hAnsi="맑은 고딕" w:cs="맑은 고딕"/>
-                <w:b/>
-                <w:bCs/>
-                <w:lang w:val="en-US"/>
-              </w:rPr>
-              <w:t xml:space="preserve"> 전역 설정 (담당자: </w:t>
-            </w:r>
-            <w:proofErr w:type="spellStart"/>
-            <w:r>
-              <w:rPr>
-                <w:rFonts w:ascii="맑은 고딕" w:eastAsia="맑은 고딕" w:hAnsi="맑은 고딕" w:cs="맑은 고딕"/>
-                <w:b/>
-                <w:bCs/>
-                <w:lang w:val="en-US"/>
-              </w:rPr>
-              <w:t>전이레</w:t>
-            </w:r>
-            <w:proofErr w:type="spellEnd"/>
-            <w:r>
-              <w:rPr>
-                <w:rFonts w:ascii="맑은 고딕" w:eastAsia="맑은 고딕" w:hAnsi="맑은 고딕" w:cs="맑은 고딕"/>
-                <w:b/>
-                <w:bCs/>
-                <w:lang w:val="en-US"/>
-              </w:rPr>
-              <w:t>)</w:t>
+              <w:t>프론트엔드 전역 설정 (담당자: 전이레)</w:t>
             </w:r>
           </w:p>
           <w:p>
@@ -1157,25 +881,7 @@
                 <w:lang w:val="en-US"/>
               </w:rPr>
               <w:lastRenderedPageBreak/>
-              <w:t xml:space="preserve">인증 상태를 </w:t>
-            </w:r>
-            <w:proofErr w:type="spellStart"/>
-            <w:r>
-              <w:rPr>
-                <w:rFonts w:ascii="맑은 고딕" w:eastAsia="맑은 고딕" w:hAnsi="맑은 고딕" w:cs="맑은 고딕"/>
-                <w:bCs/>
-                <w:lang w:val="en-US"/>
-              </w:rPr>
-              <w:t>useAuthStore.hydrate</w:t>
-            </w:r>
-            <w:proofErr w:type="spellEnd"/>
-            <w:r>
-              <w:rPr>
-                <w:rFonts w:ascii="맑은 고딕" w:eastAsia="맑은 고딕" w:hAnsi="맑은 고딕" w:cs="맑은 고딕"/>
-                <w:bCs/>
-                <w:lang w:val="en-US"/>
-              </w:rPr>
-              <w:t>()로 복구하도록 설정했습니다.</w:t>
+              <w:t>인증 상태를 useAuthStore.hydrate()로 복구하도록 설정했습니다.</w:t>
             </w:r>
           </w:p>
           <w:p>
@@ -1197,61 +903,7 @@
                 <w:bCs/>
                 <w:lang w:val="en-US"/>
               </w:rPr>
-              <w:t xml:space="preserve">VITE_API_BASE_URL 기반 BASE_URL, JWT 자동 부착, JSON/204 응답 처리, 공통 에러 메시지 추출 로직을 구현해 </w:t>
-            </w:r>
-            <w:proofErr w:type="spellStart"/>
-            <w:r>
-              <w:rPr>
-                <w:rFonts w:ascii="맑은 고딕" w:eastAsia="맑은 고딕" w:hAnsi="맑은 고딕" w:cs="맑은 고딕"/>
-                <w:bCs/>
-                <w:lang w:val="en-US"/>
-              </w:rPr>
-              <w:t>authApi</w:t>
-            </w:r>
-            <w:proofErr w:type="spellEnd"/>
-            <w:r>
-              <w:rPr>
-                <w:rFonts w:ascii="맑은 고딕" w:eastAsia="맑은 고딕" w:hAnsi="맑은 고딕" w:cs="맑은 고딕"/>
-                <w:bCs/>
-                <w:lang w:val="en-US"/>
-              </w:rPr>
-              <w:t xml:space="preserve">, </w:t>
-            </w:r>
-            <w:proofErr w:type="spellStart"/>
-            <w:r>
-              <w:rPr>
-                <w:rFonts w:ascii="맑은 고딕" w:eastAsia="맑은 고딕" w:hAnsi="맑은 고딕" w:cs="맑은 고딕"/>
-                <w:bCs/>
-                <w:lang w:val="en-US"/>
-              </w:rPr>
-              <w:t>categoryApi</w:t>
-            </w:r>
-            <w:proofErr w:type="spellEnd"/>
-            <w:r>
-              <w:rPr>
-                <w:rFonts w:ascii="맑은 고딕" w:eastAsia="맑은 고딕" w:hAnsi="맑은 고딕" w:cs="맑은 고딕"/>
-                <w:bCs/>
-                <w:lang w:val="en-US"/>
-              </w:rPr>
-              <w:t xml:space="preserve">, </w:t>
-            </w:r>
-            <w:proofErr w:type="spellStart"/>
-            <w:r>
-              <w:rPr>
-                <w:rFonts w:ascii="맑은 고딕" w:eastAsia="맑은 고딕" w:hAnsi="맑은 고딕" w:cs="맑은 고딕"/>
-                <w:bCs/>
-                <w:lang w:val="en-US"/>
-              </w:rPr>
-              <w:t>productApi</w:t>
-            </w:r>
-            <w:proofErr w:type="spellEnd"/>
-            <w:r>
-              <w:rPr>
-                <w:rFonts w:ascii="맑은 고딕" w:eastAsia="맑은 고딕" w:hAnsi="맑은 고딕" w:cs="맑은 고딕"/>
-                <w:bCs/>
-                <w:lang w:val="en-US"/>
-              </w:rPr>
-              <w:t xml:space="preserve"> 등에서 재사용하도록 했습니다.</w:t>
+              <w:t>VITE_API_BASE_URL 기반 BASE_URL, JWT 자동 부착, JSON/204 응답 처리, 공통 에러 메시지 추출 로직을 구현해 authApi, categoryApi, productApi 등에서 재사용하도록 했습니다.</w:t>
             </w:r>
           </w:p>
           <w:p>
@@ -1267,59 +919,13 @@
                 <w:lang w:val="en-US"/>
               </w:rPr>
             </w:pPr>
-            <w:proofErr w:type="spellStart"/>
-            <w:r>
-              <w:rPr>
-                <w:rFonts w:ascii="맑은 고딕" w:eastAsia="맑은 고딕" w:hAnsi="맑은 고딕" w:cs="맑은 고딕"/>
-                <w:bCs/>
-                <w:lang w:val="en-US"/>
-              </w:rPr>
-              <w:t>useAuthStore</w:t>
-            </w:r>
-            <w:proofErr w:type="spellEnd"/>
-            <w:r>
-              <w:rPr>
-                <w:rFonts w:ascii="맑은 고딕" w:eastAsia="맑은 고딕" w:hAnsi="맑은 고딕" w:cs="맑은 고딕"/>
-                <w:bCs/>
-                <w:lang w:val="en-US"/>
-              </w:rPr>
-              <w:t xml:space="preserve">(로그인 · 토큰 · </w:t>
-            </w:r>
-            <w:proofErr w:type="spellStart"/>
-            <w:r>
-              <w:rPr>
-                <w:rFonts w:ascii="맑은 고딕" w:eastAsia="맑은 고딕" w:hAnsi="맑은 고딕" w:cs="맑은 고딕"/>
-                <w:bCs/>
-                <w:lang w:val="en-US"/>
-              </w:rPr>
-              <w:t>localStorage</w:t>
-            </w:r>
-            <w:proofErr w:type="spellEnd"/>
-            <w:r>
-              <w:rPr>
-                <w:rFonts w:ascii="맑은 고딕" w:eastAsia="맑은 고딕" w:hAnsi="맑은 고딕" w:cs="맑은 고딕"/>
-                <w:bCs/>
-                <w:lang w:val="en-US"/>
-              </w:rPr>
-              <w:t xml:space="preserve"> 동기화), useA11yStore(접근성 설정 및 서버 동기화)를 </w:t>
-            </w:r>
-            <w:proofErr w:type="spellStart"/>
-            <w:r>
-              <w:rPr>
-                <w:rFonts w:ascii="맑은 고딕" w:eastAsia="맑은 고딕" w:hAnsi="맑은 고딕" w:cs="맑은 고딕"/>
-                <w:bCs/>
-                <w:lang w:val="en-US"/>
-              </w:rPr>
-              <w:t>Zustand</w:t>
-            </w:r>
-            <w:proofErr w:type="spellEnd"/>
-            <w:r>
-              <w:rPr>
-                <w:rFonts w:ascii="맑은 고딕" w:eastAsia="맑은 고딕" w:hAnsi="맑은 고딕" w:cs="맑은 고딕"/>
-                <w:bCs/>
-                <w:lang w:val="en-US"/>
-              </w:rPr>
-              <w:t>로 구성했습니다.</w:t>
+            <w:r>
+              <w:rPr>
+                <w:rFonts w:ascii="맑은 고딕" w:eastAsia="맑은 고딕" w:hAnsi="맑은 고딕" w:cs="맑은 고딕"/>
+                <w:bCs/>
+                <w:lang w:val="en-US"/>
+              </w:rPr>
+              <w:t>useAuthStore(로그인 · 토큰 · localStorage 동기화), useA11yStore(접근성 설정 및 서버 동기화)를 Zustand로 구성했습니다.</w:t>
             </w:r>
           </w:p>
           <w:p>
@@ -1335,23 +941,13 @@
                 <w:lang w:val="en-US"/>
               </w:rPr>
             </w:pPr>
-            <w:proofErr w:type="spellStart"/>
-            <w:r>
-              <w:rPr>
-                <w:rFonts w:ascii="맑은 고딕" w:eastAsia="맑은 고딕" w:hAnsi="맑은 고딕" w:cs="맑은 고딕"/>
-                <w:bCs/>
-                <w:lang w:val="en-US"/>
-              </w:rPr>
-              <w:t>프론트엔드에서</w:t>
-            </w:r>
-            <w:proofErr w:type="spellEnd"/>
-            <w:r>
-              <w:rPr>
-                <w:rFonts w:ascii="맑은 고딕" w:eastAsia="맑은 고딕" w:hAnsi="맑은 고딕" w:cs="맑은 고딕"/>
-                <w:bCs/>
-                <w:lang w:val="en-US"/>
-              </w:rPr>
-              <w:t xml:space="preserve"> 페이지마다 인증 상태(로그인 상태)을 확인할 수 있도록 RequireAuth 로 라우팅 처리를 하였습니다.</w:t>
+            <w:r>
+              <w:rPr>
+                <w:rFonts w:ascii="맑은 고딕" w:eastAsia="맑은 고딕" w:hAnsi="맑은 고딕" w:cs="맑은 고딕"/>
+                <w:bCs/>
+                <w:lang w:val="en-US"/>
+              </w:rPr>
+              <w:t>프론트엔드에서 페이지마다 인증 상태(로그인 상태)을 확인할 수 있도록 RequireAuth 로 라우팅 처리를 하였습니다.</w:t>
             </w:r>
           </w:p>
           <w:p>
@@ -1367,77 +963,13 @@
                 <w:lang w:val="en-US"/>
               </w:rPr>
             </w:pPr>
-            <w:proofErr w:type="spellStart"/>
-            <w:r>
-              <w:rPr>
-                <w:rFonts w:ascii="맑은 고딕" w:eastAsia="맑은 고딕" w:hAnsi="맑은 고딕" w:cs="맑은 고딕"/>
-                <w:bCs/>
-                <w:lang w:val="en-US"/>
-              </w:rPr>
-              <w:t>mypage</w:t>
-            </w:r>
-            <w:proofErr w:type="spellEnd"/>
-            <w:r>
-              <w:rPr>
-                <w:rFonts w:ascii="맑은 고딕" w:eastAsia="맑은 고딕" w:hAnsi="맑은 고딕" w:cs="맑은 고딕"/>
-                <w:bCs/>
-                <w:lang w:val="en-US"/>
-              </w:rPr>
-              <w:t xml:space="preserve">, admin 등의 </w:t>
-            </w:r>
-            <w:proofErr w:type="spellStart"/>
-            <w:r>
-              <w:rPr>
-                <w:rFonts w:ascii="맑은 고딕" w:eastAsia="맑은 고딕" w:hAnsi="맑은 고딕" w:cs="맑은 고딕"/>
-                <w:bCs/>
-                <w:lang w:val="en-US"/>
-              </w:rPr>
-              <w:t>라우트</w:t>
-            </w:r>
-            <w:proofErr w:type="spellEnd"/>
-            <w:r>
-              <w:rPr>
-                <w:rFonts w:ascii="맑은 고딕" w:eastAsia="맑은 고딕" w:hAnsi="맑은 고딕" w:cs="맑은 고딕"/>
-                <w:bCs/>
-                <w:lang w:val="en-US"/>
-              </w:rPr>
-              <w:t xml:space="preserve"> 트리를 분리, </w:t>
-            </w:r>
-            <w:proofErr w:type="spellStart"/>
-            <w:r>
-              <w:rPr>
-                <w:rFonts w:ascii="맑은 고딕" w:eastAsia="맑은 고딕" w:hAnsi="맑은 고딕" w:cs="맑은 고딕"/>
-                <w:bCs/>
-                <w:lang w:val="en-US"/>
-              </w:rPr>
-              <w:t>MyPageLayout</w:t>
-            </w:r>
-            <w:proofErr w:type="spellEnd"/>
-            <w:r>
-              <w:rPr>
-                <w:rFonts w:ascii="맑은 고딕" w:eastAsia="맑은 고딕" w:hAnsi="맑은 고딕" w:cs="맑은 고딕"/>
-                <w:bCs/>
-                <w:lang w:val="en-US"/>
-              </w:rPr>
-              <w:t xml:space="preserve"> 및 </w:t>
-            </w:r>
-            <w:proofErr w:type="spellStart"/>
-            <w:r>
-              <w:rPr>
-                <w:rFonts w:ascii="맑은 고딕" w:eastAsia="맑은 고딕" w:hAnsi="맑은 고딕" w:cs="맑은 고딕"/>
-                <w:bCs/>
-                <w:lang w:val="en-US"/>
-              </w:rPr>
-              <w:t>AdminLayout</w:t>
-            </w:r>
-            <w:proofErr w:type="spellEnd"/>
-            <w:r>
-              <w:rPr>
-                <w:rFonts w:ascii="맑은 고딕" w:eastAsia="맑은 고딕" w:hAnsi="맑은 고딕" w:cs="맑은 고딕"/>
-                <w:bCs/>
-                <w:lang w:val="en-US"/>
-              </w:rPr>
-              <w:t xml:space="preserve"> 등으로 감싸 처리하였습니다.</w:t>
+            <w:r>
+              <w:rPr>
+                <w:rFonts w:ascii="맑은 고딕" w:eastAsia="맑은 고딕" w:hAnsi="맑은 고딕" w:cs="맑은 고딕"/>
+                <w:bCs/>
+                <w:lang w:val="en-US"/>
+              </w:rPr>
+              <w:t>mypage, admin 등의 라우트 트리를 분리, MyPageLayout 및 AdminLayout 등으로 감싸 처리하였습니다.</w:t>
             </w:r>
           </w:p>
           <w:p>
@@ -1502,27 +1034,7 @@
                 <w:bCs/>
                 <w:lang w:val="en-US"/>
               </w:rPr>
-              <w:t xml:space="preserve">카테고리의 생성/조회/수정/삭제 기능 API 구현을 완료했습니다. (담당자: </w:t>
-            </w:r>
-            <w:proofErr w:type="spellStart"/>
-            <w:r>
-              <w:rPr>
-                <w:rFonts w:ascii="맑은 고딕" w:eastAsia="맑은 고딕" w:hAnsi="맑은 고딕" w:cs="맑은 고딕"/>
-                <w:b/>
-                <w:bCs/>
-                <w:lang w:val="en-US"/>
-              </w:rPr>
-              <w:t>전이레</w:t>
-            </w:r>
-            <w:proofErr w:type="spellEnd"/>
-            <w:r>
-              <w:rPr>
-                <w:rFonts w:ascii="맑은 고딕" w:eastAsia="맑은 고딕" w:hAnsi="맑은 고딕" w:cs="맑은 고딕"/>
-                <w:b/>
-                <w:bCs/>
-                <w:lang w:val="en-US"/>
-              </w:rPr>
-              <w:t>)</w:t>
+              <w:t>카테고리의 생성/조회/수정/삭제 기능 API 구현을 완료했습니다. (담당자: 전이레)</w:t>
             </w:r>
           </w:p>
           <w:p>
@@ -1544,43 +1056,7 @@
                 <w:bCs/>
                 <w:lang w:val="en-US"/>
               </w:rPr>
-              <w:t xml:space="preserve">Category 엔티티, </w:t>
-            </w:r>
-            <w:proofErr w:type="spellStart"/>
-            <w:r>
-              <w:rPr>
-                <w:rFonts w:ascii="맑은 고딕" w:eastAsia="맑은 고딕" w:hAnsi="맑은 고딕" w:cs="맑은 고딕"/>
-                <w:bCs/>
-                <w:lang w:val="en-US"/>
-              </w:rPr>
-              <w:t>CategoryStatus</w:t>
-            </w:r>
-            <w:proofErr w:type="spellEnd"/>
-            <w:r>
-              <w:rPr>
-                <w:rFonts w:ascii="맑은 고딕" w:eastAsia="맑은 고딕" w:hAnsi="맑은 고딕" w:cs="맑은 고딕"/>
-                <w:bCs/>
-                <w:lang w:val="en-US"/>
-              </w:rPr>
-              <w:t xml:space="preserve">, </w:t>
-            </w:r>
-            <w:proofErr w:type="spellStart"/>
-            <w:r>
-              <w:rPr>
-                <w:rFonts w:ascii="맑은 고딕" w:eastAsia="맑은 고딕" w:hAnsi="맑은 고딕" w:cs="맑은 고딕"/>
-                <w:bCs/>
-                <w:lang w:val="en-US"/>
-              </w:rPr>
-              <w:t>CategoryRepository</w:t>
-            </w:r>
-            <w:proofErr w:type="spellEnd"/>
-            <w:r>
-              <w:rPr>
-                <w:rFonts w:ascii="맑은 고딕" w:eastAsia="맑은 고딕" w:hAnsi="맑은 고딕" w:cs="맑은 고딕"/>
-                <w:bCs/>
-                <w:lang w:val="en-US"/>
-              </w:rPr>
-              <w:t>를 구현했습니다.</w:t>
+              <w:t>Category 엔티티, CategoryStatus, CategoryRepository를 구현했습니다.</w:t>
             </w:r>
           </w:p>
           <w:p>
@@ -1665,7 +1141,6 @@
                 <w:lang w:val="en-US"/>
               </w:rPr>
             </w:pPr>
-            <w:proofErr w:type="spellStart"/>
             <w:r>
               <w:rPr>
                 <w:rFonts w:ascii="맑은 고딕" w:eastAsia="맑은 고딕" w:hAnsi="맑은 고딕" w:cs="맑은 고딕"/>
@@ -1673,37 +1148,7 @@
                 <w:bCs/>
                 <w:lang w:val="en-US"/>
               </w:rPr>
-              <w:t>프론트엔드</w:t>
-            </w:r>
-            <w:proofErr w:type="spellEnd"/>
-            <w:r>
-              <w:rPr>
-                <w:rFonts w:ascii="맑은 고딕" w:eastAsia="맑은 고딕" w:hAnsi="맑은 고딕" w:cs="맑은 고딕"/>
-                <w:b/>
-                <w:bCs/>
-                <w:lang w:val="en-US"/>
-              </w:rPr>
-              <w:t xml:space="preserve"> 공통 컴포넌트 제작을 완료하였습니다. (담당자: </w:t>
-            </w:r>
-            <w:proofErr w:type="spellStart"/>
-            <w:r>
-              <w:rPr>
-                <w:rFonts w:ascii="맑은 고딕" w:eastAsia="맑은 고딕" w:hAnsi="맑은 고딕" w:cs="맑은 고딕"/>
-                <w:b/>
-                <w:bCs/>
-                <w:lang w:val="en-US"/>
-              </w:rPr>
-              <w:t>전이레</w:t>
-            </w:r>
-            <w:proofErr w:type="spellEnd"/>
-            <w:r>
-              <w:rPr>
-                <w:rFonts w:ascii="맑은 고딕" w:eastAsia="맑은 고딕" w:hAnsi="맑은 고딕" w:cs="맑은 고딕"/>
-                <w:b/>
-                <w:bCs/>
-                <w:lang w:val="en-US"/>
-              </w:rPr>
-              <w:t>)</w:t>
+              <w:t>프론트엔드 공통 컴포넌트 제작을 완료하였습니다. (담당자: 전이레)</w:t>
             </w:r>
           </w:p>
           <w:p>
@@ -1747,25 +1192,7 @@
                 <w:bCs/>
                 <w:lang w:val="en-US"/>
               </w:rPr>
-              <w:t xml:space="preserve">Button, Input, Pagination 등의 공통 UI를 제작하였습니다. variants 및 size 상태로 </w:t>
-            </w:r>
-            <w:proofErr w:type="spellStart"/>
-            <w:r>
-              <w:rPr>
-                <w:rFonts w:ascii="맑은 고딕" w:eastAsia="맑은 고딕" w:hAnsi="맑은 고딕" w:cs="맑은 고딕"/>
-                <w:bCs/>
-                <w:lang w:val="en-US"/>
-              </w:rPr>
-              <w:t>조절가능하도록</w:t>
-            </w:r>
-            <w:proofErr w:type="spellEnd"/>
-            <w:r>
-              <w:rPr>
-                <w:rFonts w:ascii="맑은 고딕" w:eastAsia="맑은 고딕" w:hAnsi="맑은 고딕" w:cs="맑은 고딕"/>
-                <w:bCs/>
-                <w:lang w:val="en-US"/>
-              </w:rPr>
-              <w:t xml:space="preserve"> props 처리를 하였습니다.</w:t>
+              <w:t>Button, Input, Pagination 등의 공통 UI를 제작하였습니다. variants 및 size 상태로 조절가능하도록 props 처리를 하였습니다.</w:t>
             </w:r>
           </w:p>
           <w:p>
@@ -1781,25 +1208,14 @@
                 <w:lang w:val="en-US"/>
               </w:rPr>
             </w:pPr>
-            <w:proofErr w:type="spellStart"/>
-            <w:r>
-              <w:rPr>
-                <w:rFonts w:ascii="맑은 고딕" w:eastAsia="맑은 고딕" w:hAnsi="맑은 고딕" w:cs="맑은 고딕"/>
-                <w:bCs/>
-                <w:lang w:val="en-US"/>
-              </w:rPr>
-              <w:t>GlobalHeader</w:t>
-            </w:r>
-            <w:proofErr w:type="spellEnd"/>
-            <w:r>
-              <w:rPr>
-                <w:rFonts w:ascii="맑은 고딕" w:eastAsia="맑은 고딕" w:hAnsi="맑은 고딕" w:cs="맑은 고딕"/>
-                <w:bCs/>
-                <w:lang w:val="en-US"/>
-              </w:rPr>
-              <w:t xml:space="preserve"> 및 GlobalFooter 로 구성된 </w:t>
-            </w:r>
-            <w:proofErr w:type="spellStart"/>
+            <w:r>
+              <w:rPr>
+                <w:rFonts w:ascii="맑은 고딕" w:eastAsia="맑은 고딕" w:hAnsi="맑은 고딕" w:cs="맑은 고딕"/>
+                <w:bCs/>
+                <w:lang w:val="en-US"/>
+              </w:rPr>
+              <w:t xml:space="preserve">GlobalHeader 및 GlobalFooter 로 구성된 </w:t>
+            </w:r>
             <w:proofErr w:type="gramStart"/>
             <w:r>
               <w:rPr>
@@ -1807,16 +1223,7 @@
                 <w:bCs/>
                 <w:lang w:val="en-US"/>
               </w:rPr>
-              <w:t>GlobalLayout</w:t>
-            </w:r>
-            <w:proofErr w:type="spellEnd"/>
-            <w:r>
-              <w:rPr>
-                <w:rFonts w:ascii="맑은 고딕" w:eastAsia="맑은 고딕" w:hAnsi="맑은 고딕" w:cs="맑은 고딕"/>
-                <w:bCs/>
-                <w:lang w:val="en-US"/>
-              </w:rPr>
-              <w:t xml:space="preserve"> 을</w:t>
+              <w:t>GlobalLayout 을</w:t>
             </w:r>
             <w:proofErr w:type="gramEnd"/>
             <w:r>
@@ -1865,25 +1272,7 @@
                 <w:bCs/>
                 <w:lang w:val="en-US"/>
               </w:rPr>
-              <w:t xml:space="preserve"> </w:t>
-            </w:r>
-            <w:proofErr w:type="spellStart"/>
-            <w:r>
-              <w:rPr>
-                <w:rFonts w:ascii="맑은 고딕" w:eastAsia="맑은 고딕" w:hAnsi="맑은 고딕" w:cs="맑은 고딕"/>
-                <w:bCs/>
-                <w:lang w:val="en-US"/>
-              </w:rPr>
-              <w:t>MyPageLayout</w:t>
-            </w:r>
-            <w:proofErr w:type="spellEnd"/>
-            <w:r>
-              <w:rPr>
-                <w:rFonts w:ascii="맑은 고딕" w:eastAsia="맑은 고딕" w:hAnsi="맑은 고딕" w:cs="맑은 고딕"/>
-                <w:bCs/>
-                <w:lang w:val="en-US"/>
-              </w:rPr>
-              <w:t xml:space="preserve"> 등 마이페이지 및 관리자 페이지의 공통 골격을 생성하였습니다.</w:t>
+              <w:t xml:space="preserve"> MyPageLayout 등 마이페이지 및 관리자 페이지의 공통 골격을 생성하였습니다.</w:t>
             </w:r>
           </w:p>
           <w:p>
@@ -1901,7 +1290,6 @@
                 <w:lang w:val="en-US"/>
               </w:rPr>
             </w:pPr>
-            <w:proofErr w:type="spellStart"/>
             <w:r>
               <w:rPr>
                 <w:rFonts w:ascii="맑은 고딕" w:eastAsia="맑은 고딕" w:hAnsi="맑은 고딕" w:cs="맑은 고딕"/>
@@ -1909,37 +1297,7 @@
                 <w:bCs/>
                 <w:lang w:val="en-US"/>
               </w:rPr>
-              <w:t>프론트엔드에서</w:t>
-            </w:r>
-            <w:proofErr w:type="spellEnd"/>
-            <w:r>
-              <w:rPr>
-                <w:rFonts w:ascii="맑은 고딕" w:eastAsia="맑은 고딕" w:hAnsi="맑은 고딕" w:cs="맑은 고딕"/>
-                <w:b/>
-                <w:bCs/>
-                <w:lang w:val="en-US"/>
-              </w:rPr>
-              <w:t xml:space="preserve"> 정돈되지 않은 스타일을 정돈하였습니다. (담당자: </w:t>
-            </w:r>
-            <w:proofErr w:type="spellStart"/>
-            <w:r>
-              <w:rPr>
-                <w:rFonts w:ascii="맑은 고딕" w:eastAsia="맑은 고딕" w:hAnsi="맑은 고딕" w:cs="맑은 고딕"/>
-                <w:b/>
-                <w:bCs/>
-                <w:lang w:val="en-US"/>
-              </w:rPr>
-              <w:t>전이레</w:t>
-            </w:r>
-            <w:proofErr w:type="spellEnd"/>
-            <w:r>
-              <w:rPr>
-                <w:rFonts w:ascii="맑은 고딕" w:eastAsia="맑은 고딕" w:hAnsi="맑은 고딕" w:cs="맑은 고딕"/>
-                <w:b/>
-                <w:bCs/>
-                <w:lang w:val="en-US"/>
-              </w:rPr>
-              <w:t>)</w:t>
+              <w:t>프론트엔드에서 정돈되지 않은 스타일을 정돈하였습니다. (담당자: 전이레)</w:t>
             </w:r>
           </w:p>
           <w:p>
@@ -1961,25 +1319,7 @@
                 <w:bCs/>
                 <w:lang w:val="en-US"/>
               </w:rPr>
-              <w:t xml:space="preserve">기존 tailwind 토큰 및 </w:t>
-            </w:r>
-            <w:proofErr w:type="spellStart"/>
-            <w:r>
-              <w:rPr>
-                <w:rFonts w:ascii="맑은 고딕" w:eastAsia="맑은 고딕" w:hAnsi="맑은 고딕" w:cs="맑은 고딕"/>
-                <w:bCs/>
-                <w:lang w:val="en-US"/>
-              </w:rPr>
-              <w:t>유틸처리가</w:t>
-            </w:r>
-            <w:proofErr w:type="spellEnd"/>
-            <w:r>
-              <w:rPr>
-                <w:rFonts w:ascii="맑은 고딕" w:eastAsia="맑은 고딕" w:hAnsi="맑은 고딕" w:cs="맑은 고딕"/>
-                <w:bCs/>
-                <w:lang w:val="en-US"/>
-              </w:rPr>
-              <w:t xml:space="preserve"> 되어 있지 않던 클래스들(하드코딩)을 정리하였습니다.</w:t>
+              <w:t>기존 tailwind 토큰 및 유틸처리가 되어 있지 않던 클래스들(하드코딩)을 정리하였습니다.</w:t>
             </w:r>
           </w:p>
           <w:p>
@@ -2002,25 +1342,7 @@
                 <w:lang w:val="en-US"/>
               </w:rPr>
               <w:lastRenderedPageBreak/>
-              <w:t xml:space="preserve">절대값으로 렌더링 되어 있던 색상을 토큰 및 </w:t>
-            </w:r>
-            <w:proofErr w:type="spellStart"/>
-            <w:r>
-              <w:rPr>
-                <w:rFonts w:ascii="맑은 고딕" w:eastAsia="맑은 고딕" w:hAnsi="맑은 고딕" w:cs="맑은 고딕"/>
-                <w:bCs/>
-                <w:lang w:val="en-US"/>
-              </w:rPr>
-              <w:t>유틸</w:t>
-            </w:r>
-            <w:proofErr w:type="spellEnd"/>
-            <w:r>
-              <w:rPr>
-                <w:rFonts w:ascii="맑은 고딕" w:eastAsia="맑은 고딕" w:hAnsi="맑은 고딕" w:cs="맑은 고딕"/>
-                <w:bCs/>
-                <w:lang w:val="en-US"/>
-              </w:rPr>
-              <w:t xml:space="preserve"> 값으로 변경하였습니다.</w:t>
+              <w:t>절대값으로 렌더링 되어 있던 색상을 토큰 및 유틸 값으로 변경하였습니다.</w:t>
             </w:r>
           </w:p>
           <w:p>
@@ -2120,25 +1442,7 @@
                 <w:bCs/>
                 <w:lang w:val="en-US"/>
               </w:rPr>
-              <w:t>일반/관리자 주문 로직의 의존성 제거를 위한 도메인 패키지 격리 및 구조화 (</w:t>
-            </w:r>
-            <w:proofErr w:type="spellStart"/>
-            <w:r>
-              <w:rPr>
-                <w:rFonts w:ascii="맑은 고딕" w:eastAsia="맑은 고딕" w:hAnsi="맑은 고딕" w:cs="맑은 고딕"/>
-                <w:bCs/>
-                <w:lang w:val="en-US"/>
-              </w:rPr>
-              <w:t>레이어드</w:t>
-            </w:r>
-            <w:proofErr w:type="spellEnd"/>
-            <w:r>
-              <w:rPr>
-                <w:rFonts w:ascii="맑은 고딕" w:eastAsia="맑은 고딕" w:hAnsi="맑은 고딕" w:cs="맑은 고딕"/>
-                <w:bCs/>
-                <w:lang w:val="en-US"/>
-              </w:rPr>
-              <w:t xml:space="preserve"> 아키텍처 적용)</w:t>
+              <w:t>일반/관리자 주문 로직의 의존성 제거를 위한 도메인 패키지 격리 및 구조화 (레이어드 아키텍처 적용)</w:t>
             </w:r>
           </w:p>
           <w:p>
@@ -2154,7 +1458,6 @@
                 <w:lang w:val="en-US"/>
               </w:rPr>
             </w:pPr>
-            <w:proofErr w:type="spellStart"/>
             <w:proofErr w:type="gramStart"/>
             <w:r>
               <w:rPr>
@@ -2171,16 +1474,7 @@
                 <w:bCs/>
                 <w:lang w:val="en-US"/>
               </w:rPr>
-              <w:t>.domain.order</w:t>
-            </w:r>
-            <w:proofErr w:type="spellEnd"/>
-            <w:r>
-              <w:rPr>
-                <w:rFonts w:ascii="맑은 고딕" w:eastAsia="맑은 고딕" w:hAnsi="맑은 고딕" w:cs="맑은 고딕"/>
-                <w:bCs/>
-                <w:lang w:val="en-US"/>
-              </w:rPr>
-              <w:t xml:space="preserve"> 하위 사용자 전용 API 컨트롤러/서비스 계층 구축</w:t>
+              <w:t>.domain.order 하위 사용자 전용 API 컨트롤러/서비스 계층 구축</w:t>
             </w:r>
           </w:p>
           <w:p>
@@ -2280,25 +1574,7 @@
                 <w:bCs/>
                 <w:lang w:val="en-US"/>
               </w:rPr>
-              <w:t xml:space="preserve">domain/admin/member 패키지 신설 및 관리자 대시보드 </w:t>
-            </w:r>
-            <w:proofErr w:type="spellStart"/>
-            <w:r>
-              <w:rPr>
-                <w:rFonts w:ascii="맑은 고딕" w:eastAsia="맑은 고딕" w:hAnsi="맑은 고딕" w:cs="맑은 고딕"/>
-                <w:bCs/>
-                <w:lang w:val="en-US"/>
-              </w:rPr>
-              <w:t>백엔드</w:t>
-            </w:r>
-            <w:proofErr w:type="spellEnd"/>
-            <w:r>
-              <w:rPr>
-                <w:rFonts w:ascii="맑은 고딕" w:eastAsia="맑은 고딕" w:hAnsi="맑은 고딕" w:cs="맑은 고딕"/>
-                <w:bCs/>
-                <w:lang w:val="en-US"/>
-              </w:rPr>
-              <w:t xml:space="preserve"> 아키텍처 수립</w:t>
+              <w:t>domain/admin/member 패키지 신설 및 관리자 대시보드 백엔드 아키텍처 수립</w:t>
             </w:r>
           </w:p>
           <w:p>
@@ -2320,25 +1596,7 @@
                 <w:bCs/>
                 <w:lang w:val="en-US"/>
               </w:rPr>
-              <w:t xml:space="preserve">동적 쿼리 기반의 다차원 회원 검색(키워드/상태별) 및 </w:t>
-            </w:r>
-            <w:proofErr w:type="spellStart"/>
-            <w:r>
-              <w:rPr>
-                <w:rFonts w:ascii="맑은 고딕" w:eastAsia="맑은 고딕" w:hAnsi="맑은 고딕" w:cs="맑은 고딕"/>
-                <w:bCs/>
-                <w:lang w:val="en-US"/>
-              </w:rPr>
-              <w:t>페이징</w:t>
-            </w:r>
-            <w:proofErr w:type="spellEnd"/>
-            <w:r>
-              <w:rPr>
-                <w:rFonts w:ascii="맑은 고딕" w:eastAsia="맑은 고딕" w:hAnsi="맑은 고딕" w:cs="맑은 고딕"/>
-                <w:bCs/>
-                <w:lang w:val="en-US"/>
-              </w:rPr>
-              <w:t xml:space="preserve"> 처리 구현</w:t>
+              <w:t>동적 쿼리 기반의 다차원 회원 검색(키워드/상태별) 및 페이징 처리 구현</w:t>
             </w:r>
           </w:p>
           <w:p>
@@ -2377,23 +1635,13 @@
                 <w:lang w:val="en-US"/>
               </w:rPr>
             </w:pPr>
-            <w:proofErr w:type="spellStart"/>
-            <w:r>
-              <w:rPr>
-                <w:rFonts w:ascii="맑은 고딕" w:eastAsia="맑은 고딕" w:hAnsi="맑은 고딕" w:cs="맑은 고딕"/>
-                <w:bCs/>
-                <w:lang w:val="en-US"/>
-              </w:rPr>
-              <w:t>AuthService.forceLogout</w:t>
-            </w:r>
-            <w:proofErr w:type="spellEnd"/>
-            <w:r>
-              <w:rPr>
-                <w:rFonts w:ascii="맑은 고딕" w:eastAsia="맑은 고딕" w:hAnsi="맑은 고딕" w:cs="맑은 고딕"/>
-                <w:bCs/>
-                <w:lang w:val="en-US"/>
-              </w:rPr>
-              <w:t xml:space="preserve"> 연동: 회원 상태 변경 시 Redis 블랙리스트 토큰 즉시 반영 프로세스 구현</w:t>
+            <w:r>
+              <w:rPr>
+                <w:rFonts w:ascii="맑은 고딕" w:eastAsia="맑은 고딕" w:hAnsi="맑은 고딕" w:cs="맑은 고딕"/>
+                <w:bCs/>
+                <w:lang w:val="en-US"/>
+              </w:rPr>
+              <w:t>AuthService.forceLogout 연동: 회원 상태 변경 시 Redis 블랙리스트 토큰 즉시 반영 프로세스 구현</w:t>
             </w:r>
           </w:p>
           <w:p>
@@ -2471,25 +1719,7 @@
                 <w:bCs/>
                 <w:lang w:val="en-US"/>
               </w:rPr>
-              <w:t>마이페이지 프로필 관리(</w:t>
-            </w:r>
-            <w:proofErr w:type="spellStart"/>
-            <w:r>
-              <w:rPr>
-                <w:rFonts w:ascii="맑은 고딕" w:eastAsia="맑은 고딕" w:hAnsi="맑은 고딕" w:cs="맑은 고딕"/>
-                <w:bCs/>
-                <w:lang w:val="en-US"/>
-              </w:rPr>
-              <w:t>MyPageProfile</w:t>
-            </w:r>
-            <w:proofErr w:type="spellEnd"/>
-            <w:r>
-              <w:rPr>
-                <w:rFonts w:ascii="맑은 고딕" w:eastAsia="맑은 고딕" w:hAnsi="맑은 고딕" w:cs="맑은 고딕"/>
-                <w:bCs/>
-                <w:lang w:val="en-US"/>
-              </w:rPr>
-              <w:t>) API 연동 및 상태 변경/회원 탈퇴 기능 구현</w:t>
+              <w:t>마이페이지 프로필 관리(MyPageProfile) API 연동 및 상태 변경/회원 탈퇴 기능 구현</w:t>
             </w:r>
           </w:p>
           <w:p>
@@ -2505,23 +1735,13 @@
                 <w:lang w:val="en-US"/>
               </w:rPr>
             </w:pPr>
-            <w:proofErr w:type="spellStart"/>
-            <w:r>
-              <w:rPr>
-                <w:rFonts w:ascii="맑은 고딕" w:eastAsia="맑은 고딕" w:hAnsi="맑은 고딕" w:cs="맑은 고딕"/>
-                <w:bCs/>
-                <w:lang w:val="en-US"/>
-              </w:rPr>
-              <w:t>useAuthStore</w:t>
-            </w:r>
-            <w:proofErr w:type="spellEnd"/>
-            <w:r>
-              <w:rPr>
-                <w:rFonts w:ascii="맑은 고딕" w:eastAsia="맑은 고딕" w:hAnsi="맑은 고딕" w:cs="맑은 고딕"/>
-                <w:bCs/>
-                <w:lang w:val="en-US"/>
-              </w:rPr>
-              <w:t>를 활용한 회원 정보 전역 상태 관리 및 헤더 연동을 통한 사용자 정보 실시간 동기화</w:t>
+            <w:r>
+              <w:rPr>
+                <w:rFonts w:ascii="맑은 고딕" w:eastAsia="맑은 고딕" w:hAnsi="맑은 고딕" w:cs="맑은 고딕"/>
+                <w:bCs/>
+                <w:lang w:val="en-US"/>
+              </w:rPr>
+              <w:t>useAuthStore를 활용한 회원 정보 전역 상태 관리 및 헤더 연동을 통한 사용자 정보 실시간 동기화</w:t>
             </w:r>
           </w:p>
           <w:p>
@@ -2566,53 +1786,15 @@
                 <w:bCs/>
                 <w:lang w:val="en-US"/>
               </w:rPr>
-              <w:t>프론트-</w:t>
-            </w:r>
-            <w:proofErr w:type="spellStart"/>
-            <w:r>
-              <w:rPr>
-                <w:rFonts w:ascii="맑은 고딕" w:eastAsia="맑은 고딕" w:hAnsi="맑은 고딕" w:cs="맑은 고딕"/>
-                <w:b/>
-                <w:bCs/>
-                <w:lang w:val="en-US"/>
-              </w:rPr>
-              <w:t>백엔드</w:t>
-            </w:r>
-            <w:proofErr w:type="spellEnd"/>
-            <w:r>
-              <w:rPr>
-                <w:rFonts w:ascii="맑은 고딕" w:eastAsia="맑은 고딕" w:hAnsi="맑은 고딕" w:cs="맑은 고딕"/>
-                <w:b/>
-                <w:bCs/>
-                <w:lang w:val="en-US"/>
-              </w:rPr>
-              <w:t xml:space="preserve"> 간 데이터 무결성 검증:</w:t>
-            </w:r>
-            <w:r>
-              <w:rPr>
-                <w:rFonts w:ascii="맑은 고딕" w:eastAsia="맑은 고딕" w:hAnsi="맑은 고딕" w:cs="맑은 고딕"/>
-                <w:bCs/>
-                <w:lang w:val="en-US"/>
-              </w:rPr>
-              <w:t xml:space="preserve"> API 응답 필드와 상태 관리 모델(</w:t>
-            </w:r>
-            <w:proofErr w:type="spellStart"/>
-            <w:r>
-              <w:rPr>
-                <w:rFonts w:ascii="맑은 고딕" w:eastAsia="맑은 고딕" w:hAnsi="맑은 고딕" w:cs="맑은 고딕"/>
-                <w:bCs/>
-                <w:lang w:val="en-US"/>
-              </w:rPr>
-              <w:t>Zustand</w:t>
-            </w:r>
-            <w:proofErr w:type="spellEnd"/>
-            <w:r>
-              <w:rPr>
-                <w:rFonts w:ascii="맑은 고딕" w:eastAsia="맑은 고딕" w:hAnsi="맑은 고딕" w:cs="맑은 고딕"/>
-                <w:bCs/>
-                <w:lang w:val="en-US"/>
-              </w:rPr>
-              <w:t>) 간 매핑 최적화 및 에러 핸들링 고도화</w:t>
+              <w:t>프론트-백엔드 간 데이터 무결성 검증:</w:t>
+            </w:r>
+            <w:r>
+              <w:rPr>
+                <w:rFonts w:ascii="맑은 고딕" w:eastAsia="맑은 고딕" w:hAnsi="맑은 고딕" w:cs="맑은 고딕"/>
+                <w:bCs/>
+                <w:lang w:val="en-US"/>
+              </w:rPr>
+              <w:t xml:space="preserve"> API 응답 필드와 상태 관리 모델(Zustand) 간 매핑 최적화 및 에러 핸들링 고도화</w:t>
             </w:r>
           </w:p>
           <w:p>
@@ -2635,53 +1817,15 @@
                 <w:bCs/>
                 <w:lang w:val="en-US"/>
               </w:rPr>
-              <w:t xml:space="preserve">인증 </w:t>
-            </w:r>
-            <w:proofErr w:type="spellStart"/>
-            <w:r>
-              <w:rPr>
-                <w:rFonts w:ascii="맑은 고딕" w:eastAsia="맑은 고딕" w:hAnsi="맑은 고딕" w:cs="맑은 고딕"/>
-                <w:b/>
-                <w:bCs/>
-                <w:lang w:val="en-US"/>
-              </w:rPr>
-              <w:t>인터셉터</w:t>
-            </w:r>
-            <w:proofErr w:type="spellEnd"/>
-            <w:r>
-              <w:rPr>
-                <w:rFonts w:ascii="맑은 고딕" w:eastAsia="맑은 고딕" w:hAnsi="맑은 고딕" w:cs="맑은 고딕"/>
-                <w:b/>
-                <w:bCs/>
-                <w:lang w:val="en-US"/>
-              </w:rPr>
-              <w:t xml:space="preserve"> 구현:</w:t>
-            </w:r>
-            <w:r>
-              <w:rPr>
-                <w:rFonts w:ascii="맑은 고딕" w:eastAsia="맑은 고딕" w:hAnsi="맑은 고딕" w:cs="맑은 고딕"/>
-                <w:bCs/>
-                <w:lang w:val="en-US"/>
-              </w:rPr>
-              <w:t xml:space="preserve"> </w:t>
-            </w:r>
-            <w:proofErr w:type="spellStart"/>
-            <w:r>
-              <w:rPr>
-                <w:rFonts w:ascii="맑은 고딕" w:eastAsia="맑은 고딕" w:hAnsi="맑은 고딕" w:cs="맑은 고딕"/>
-                <w:bCs/>
-                <w:lang w:val="en-US"/>
-              </w:rPr>
-              <w:t>axiosInstance</w:t>
-            </w:r>
-            <w:proofErr w:type="spellEnd"/>
-            <w:r>
-              <w:rPr>
-                <w:rFonts w:ascii="맑은 고딕" w:eastAsia="맑은 고딕" w:hAnsi="맑은 고딕" w:cs="맑은 고딕"/>
-                <w:bCs/>
-                <w:lang w:val="en-US"/>
-              </w:rPr>
-              <w:t xml:space="preserve">를 활용하여 요청 헤더에 JWT 토큰을 자동 </w:t>
+              <w:t>인증 인터셉터 구현:</w:t>
+            </w:r>
+            <w:r>
+              <w:rPr>
+                <w:rFonts w:ascii="맑은 고딕" w:eastAsia="맑은 고딕" w:hAnsi="맑은 고딕" w:cs="맑은 고딕"/>
+                <w:bCs/>
+                <w:lang w:val="en-US"/>
+              </w:rPr>
+              <w:t xml:space="preserve"> axiosInstance를 활용하여 요청 헤더에 JWT 토큰을 자동 </w:t>
             </w:r>
             <w:r>
               <w:rPr>
@@ -2690,25 +1834,7 @@
                 <w:lang w:val="en-US"/>
               </w:rPr>
               <w:lastRenderedPageBreak/>
-              <w:t xml:space="preserve">주입하고, </w:t>
-            </w:r>
-            <w:proofErr w:type="spellStart"/>
-            <w:r>
-              <w:rPr>
-                <w:rFonts w:ascii="맑은 고딕" w:eastAsia="맑은 고딕" w:hAnsi="맑은 고딕" w:cs="맑은 고딕"/>
-                <w:bCs/>
-                <w:lang w:val="en-US"/>
-              </w:rPr>
-              <w:t>리다이렉트</w:t>
-            </w:r>
-            <w:proofErr w:type="spellEnd"/>
-            <w:r>
-              <w:rPr>
-                <w:rFonts w:ascii="맑은 고딕" w:eastAsia="맑은 고딕" w:hAnsi="맑은 고딕" w:cs="맑은 고딕"/>
-                <w:bCs/>
-                <w:lang w:val="en-US"/>
-              </w:rPr>
-              <w:t xml:space="preserve"> 에러를 방지하는 보안 통신 표준 적용</w:t>
+              <w:t>주입하고, 리다이렉트 에러를 방지하는 보안 통신 표준 적용</w:t>
             </w:r>
           </w:p>
           <w:p>
@@ -2795,25 +1921,7 @@
                 <w:bCs/>
                 <w:lang w:val="en-US"/>
               </w:rPr>
-              <w:t xml:space="preserve"> Spring Security 내 JWT 검증 필터 순서 조정 및 OAuth2 </w:t>
-            </w:r>
-            <w:proofErr w:type="spellStart"/>
-            <w:r>
-              <w:rPr>
-                <w:rFonts w:ascii="맑은 고딕" w:eastAsia="맑은 고딕" w:hAnsi="맑은 고딕" w:cs="맑은 고딕"/>
-                <w:bCs/>
-                <w:lang w:val="en-US"/>
-              </w:rPr>
-              <w:t>리다이렉트</w:t>
-            </w:r>
-            <w:proofErr w:type="spellEnd"/>
-            <w:r>
-              <w:rPr>
-                <w:rFonts w:ascii="맑은 고딕" w:eastAsia="맑은 고딕" w:hAnsi="맑은 고딕" w:cs="맑은 고딕"/>
-                <w:bCs/>
-                <w:lang w:val="en-US"/>
-              </w:rPr>
-              <w:t xml:space="preserve"> 이슈 해결</w:t>
+              <w:t xml:space="preserve"> Spring Security 내 JWT 검증 필터 순서 조정 및 OAuth2 리다이렉트 이슈 해결</w:t>
             </w:r>
           </w:p>
           <w:p>
@@ -2844,25 +1952,7 @@
                 <w:bCs/>
                 <w:lang w:val="en-US"/>
               </w:rPr>
-              <w:t xml:space="preserve"> 전역 상태(</w:t>
-            </w:r>
-            <w:proofErr w:type="spellStart"/>
-            <w:r>
-              <w:rPr>
-                <w:rFonts w:ascii="맑은 고딕" w:eastAsia="맑은 고딕" w:hAnsi="맑은 고딕" w:cs="맑은 고딕"/>
-                <w:bCs/>
-                <w:lang w:val="en-US"/>
-              </w:rPr>
-              <w:t>useAuthStore</w:t>
-            </w:r>
-            <w:proofErr w:type="spellEnd"/>
-            <w:r>
-              <w:rPr>
-                <w:rFonts w:ascii="맑은 고딕" w:eastAsia="맑은 고딕" w:hAnsi="맑은 고딕" w:cs="맑은 고딕"/>
-                <w:bCs/>
-                <w:lang w:val="en-US"/>
-              </w:rPr>
-              <w:t>)와 브라우저 스토리지 간의 데이터 불일치(Ghost State) 문제 해결을 위한 로그아웃/초기화 로직 최적화</w:t>
+              <w:t xml:space="preserve"> 전역 상태(useAuthStore)와 브라우저 스토리지 간의 데이터 불일치(Ghost State) 문제 해결을 위한 로그아웃/초기화 로직 최적화</w:t>
             </w:r>
           </w:p>
           <w:p>
@@ -2887,27 +1977,7 @@
                 <w:bCs/>
                 <w:lang w:val="en-US"/>
               </w:rPr>
-              <w:t xml:space="preserve">상품 목록 및 검색 기능 구현 (담당자: </w:t>
-            </w:r>
-            <w:proofErr w:type="spellStart"/>
-            <w:r>
-              <w:rPr>
-                <w:rFonts w:ascii="맑은 고딕" w:eastAsia="맑은 고딕" w:hAnsi="맑은 고딕" w:cs="맑은 고딕"/>
-                <w:b/>
-                <w:bCs/>
-                <w:lang w:val="en-US"/>
-              </w:rPr>
-              <w:t>정인혁</w:t>
-            </w:r>
-            <w:proofErr w:type="spellEnd"/>
-            <w:r>
-              <w:rPr>
-                <w:rFonts w:ascii="맑은 고딕" w:eastAsia="맑은 고딕" w:hAnsi="맑은 고딕" w:cs="맑은 고딕"/>
-                <w:b/>
-                <w:bCs/>
-                <w:lang w:val="en-US"/>
-              </w:rPr>
-              <w:t>)</w:t>
+              <w:t>상품 목록 및 검색 기능 구현 (담당자: 정인혁)</w:t>
             </w:r>
           </w:p>
           <w:p>
@@ -2998,27 +2068,7 @@
                 <w:bCs/>
                 <w:lang w:val="en-US"/>
               </w:rPr>
-              <w:t xml:space="preserve">리뷰 및 인기 검색어 기능 구현 (담당자: </w:t>
-            </w:r>
-            <w:proofErr w:type="spellStart"/>
-            <w:r>
-              <w:rPr>
-                <w:rFonts w:ascii="맑은 고딕" w:eastAsia="맑은 고딕" w:hAnsi="맑은 고딕" w:cs="맑은 고딕"/>
-                <w:b/>
-                <w:bCs/>
-                <w:lang w:val="en-US"/>
-              </w:rPr>
-              <w:t>정인혁</w:t>
-            </w:r>
-            <w:proofErr w:type="spellEnd"/>
-            <w:r>
-              <w:rPr>
-                <w:rFonts w:ascii="맑은 고딕" w:eastAsia="맑은 고딕" w:hAnsi="맑은 고딕" w:cs="맑은 고딕"/>
-                <w:b/>
-                <w:bCs/>
-                <w:lang w:val="en-US"/>
-              </w:rPr>
-              <w:t>)</w:t>
+              <w:t>리뷰 및 인기 검색어 기능 구현 (담당자: 정인혁)</w:t>
             </w:r>
           </w:p>
           <w:p>
@@ -3109,27 +2159,7 @@
                 <w:bCs/>
                 <w:lang w:val="en-US"/>
               </w:rPr>
-              <w:t xml:space="preserve">장바구니 기능 구현 (담당자: </w:t>
-            </w:r>
-            <w:proofErr w:type="spellStart"/>
-            <w:r>
-              <w:rPr>
-                <w:rFonts w:ascii="맑은 고딕" w:eastAsia="맑은 고딕" w:hAnsi="맑은 고딕" w:cs="맑은 고딕"/>
-                <w:b/>
-                <w:bCs/>
-                <w:lang w:val="en-US"/>
-              </w:rPr>
-              <w:t>정인혁</w:t>
-            </w:r>
-            <w:proofErr w:type="spellEnd"/>
-            <w:r>
-              <w:rPr>
-                <w:rFonts w:ascii="맑은 고딕" w:eastAsia="맑은 고딕" w:hAnsi="맑은 고딕" w:cs="맑은 고딕"/>
-                <w:b/>
-                <w:bCs/>
-                <w:lang w:val="en-US"/>
-              </w:rPr>
-              <w:t>)</w:t>
+              <w:t>장바구니 기능 구현 (담당자: 정인혁)</w:t>
             </w:r>
           </w:p>
           <w:p>
@@ -3203,7 +2233,7 @@
             <w:pPr>
               <w:spacing w:before="240" w:after="240"/>
               <w:rPr>
-                <w:rFonts w:ascii="맑은 고딕" w:eastAsia="맑은 고딕" w:hAnsi="맑은 고딕" w:cs="맑은 고딕" w:hint="eastAsia"/>
+                <w:rFonts w:ascii="맑은 고딕" w:eastAsia="맑은 고딕" w:hAnsi="맑은 고딕" w:cs="맑은 고딕"/>
                 <w:bCs/>
                 <w:lang w:val="en-US"/>
               </w:rPr>
@@ -3250,36 +2280,8 @@
                 <w:bCs/>
                 <w:lang w:val="en-US"/>
               </w:rPr>
-              <w:t xml:space="preserve"> </w:t>
-            </w:r>
-            <w:proofErr w:type="spellStart"/>
-            <w:r>
-              <w:rPr>
-                <w:rFonts w:ascii="맑은 고딕" w:eastAsia="맑은 고딕" w:hAnsi="맑은 고딕" w:cs="맑은 고딕" w:hint="eastAsia"/>
-                <w:bCs/>
-                <w:lang w:val="en-US"/>
-              </w:rPr>
-              <w:t>백엔드</w:t>
-            </w:r>
-            <w:proofErr w:type="spellEnd"/>
-            <w:r>
-              <w:rPr>
-                <w:rFonts w:ascii="맑은 고딕" w:eastAsia="맑은 고딕" w:hAnsi="맑은 고딕" w:cs="맑은 고딕" w:hint="eastAsia"/>
-                <w:bCs/>
-                <w:lang w:val="en-US"/>
-              </w:rPr>
-              <w:t xml:space="preserve"> 및 </w:t>
-            </w:r>
-            <w:proofErr w:type="spellStart"/>
-            <w:r>
-              <w:rPr>
-                <w:rFonts w:ascii="맑은 고딕" w:eastAsia="맑은 고딕" w:hAnsi="맑은 고딕" w:cs="맑은 고딕" w:hint="eastAsia"/>
-                <w:bCs/>
-                <w:lang w:val="en-US"/>
-              </w:rPr>
-              <w:t>프런트엔드</w:t>
-            </w:r>
-            <w:proofErr w:type="spellEnd"/>
+              <w:t xml:space="preserve"> 백엔드 및 프런트엔드</w:t>
+            </w:r>
             <w:r>
               <w:rPr>
                 <w:rFonts w:ascii="맑은 고딕" w:eastAsia="맑은 고딕" w:hAnsi="맑은 고딕" w:cs="맑은 고딕" w:hint="eastAsia"/>
@@ -3330,27 +2332,7 @@
                 <w:bCs/>
                 <w:lang w:val="en-US"/>
               </w:rPr>
-              <w:t xml:space="preserve">가중치 설계 구체화(담당자: </w:t>
-            </w:r>
-            <w:proofErr w:type="spellStart"/>
-            <w:r>
-              <w:rPr>
-                <w:rFonts w:ascii="맑은 고딕" w:eastAsia="맑은 고딕" w:hAnsi="맑은 고딕" w:cs="맑은 고딕"/>
-                <w:b/>
-                <w:bCs/>
-                <w:lang w:val="en-US"/>
-              </w:rPr>
-              <w:t>전이레</w:t>
-            </w:r>
-            <w:proofErr w:type="spellEnd"/>
-            <w:r>
-              <w:rPr>
-                <w:rFonts w:ascii="맑은 고딕" w:eastAsia="맑은 고딕" w:hAnsi="맑은 고딕" w:cs="맑은 고딕"/>
-                <w:b/>
-                <w:bCs/>
-                <w:lang w:val="en-US"/>
-              </w:rPr>
-              <w:t>)</w:t>
+              <w:t>가중치 설계 구체화(담당자: 전이레)</w:t>
             </w:r>
           </w:p>
           <w:p>
@@ -3391,27 +2373,7 @@
                 <w:bCs/>
                 <w:lang w:val="en-US"/>
               </w:rPr>
-              <w:t xml:space="preserve">2. 가중치 로그 기반 구축(담당자: </w:t>
-            </w:r>
-            <w:proofErr w:type="spellStart"/>
-            <w:r>
-              <w:rPr>
-                <w:rFonts w:ascii="맑은 고딕" w:eastAsia="맑은 고딕" w:hAnsi="맑은 고딕" w:cs="맑은 고딕"/>
-                <w:b/>
-                <w:bCs/>
-                <w:lang w:val="en-US"/>
-              </w:rPr>
-              <w:t>전이레</w:t>
-            </w:r>
-            <w:proofErr w:type="spellEnd"/>
-            <w:r>
-              <w:rPr>
-                <w:rFonts w:ascii="맑은 고딕" w:eastAsia="맑은 고딕" w:hAnsi="맑은 고딕" w:cs="맑은 고딕"/>
-                <w:b/>
-                <w:bCs/>
-                <w:lang w:val="en-US"/>
-              </w:rPr>
-              <w:t>)</w:t>
+              <w:t>2. 가중치 로그 기반 구축(담당자: 전이레)</w:t>
             </w:r>
           </w:p>
           <w:p>
@@ -3442,25 +2404,7 @@
                 <w:bCs/>
                 <w:lang w:val="en-US"/>
               </w:rPr>
-              <w:t>을 설계안에 맞게 정리합니다. (Redis 큐 적재 → 배치로 </w:t>
-            </w:r>
-            <w:proofErr w:type="spellStart"/>
-            <w:r>
-              <w:rPr>
-                <w:rFonts w:ascii="맑은 고딕" w:eastAsia="맑은 고딕" w:hAnsi="맑은 고딕" w:cs="맑은 고딕"/>
-                <w:bCs/>
-                <w:lang w:val="en-US"/>
-              </w:rPr>
-              <w:t>product_weight_logs</w:t>
-            </w:r>
-            <w:proofErr w:type="spellEnd"/>
-            <w:r>
-              <w:rPr>
-                <w:rFonts w:ascii="맑은 고딕" w:eastAsia="맑은 고딕" w:hAnsi="맑은 고딕" w:cs="맑은 고딕"/>
-                <w:bCs/>
-                <w:lang w:val="en-US"/>
-              </w:rPr>
-              <w:t> 일괄 저장)</w:t>
+              <w:t>을 설계안에 맞게 정리합니다. (Redis 큐 적재 → 배치로 product_weight_logs 일괄 저장)</w:t>
             </w:r>
           </w:p>
           <w:p>
@@ -3476,7 +2420,6 @@
                 <w:lang w:val="en-US"/>
               </w:rPr>
             </w:pPr>
-            <w:proofErr w:type="spellStart"/>
             <w:r>
               <w:rPr>
                 <w:rFonts w:ascii="맑은 고딕" w:eastAsia="맑은 고딕" w:hAnsi="맑은 고딕" w:cs="맑은 고딕"/>
@@ -3484,17 +2427,7 @@
                 <w:bCs/>
                 <w:lang w:val="en-US"/>
               </w:rPr>
-              <w:t>WeightLogService</w:t>
-            </w:r>
-            <w:proofErr w:type="spellEnd"/>
-            <w:r>
-              <w:rPr>
-                <w:rFonts w:ascii="맑은 고딕" w:eastAsia="맑은 고딕" w:hAnsi="맑은 고딕" w:cs="맑은 고딕"/>
-                <w:b/>
-                <w:bCs/>
-                <w:lang w:val="en-US"/>
-              </w:rPr>
-              <w:t> 베이스</w:t>
+              <w:t>WeightLogService 베이스</w:t>
             </w:r>
             <w:r>
               <w:rPr>
@@ -3579,27 +2512,7 @@
                 <w:bCs/>
                 <w:lang w:val="en-US"/>
               </w:rPr>
-              <w:t xml:space="preserve">. 주문/결제 기능 구현 (담당자: </w:t>
-            </w:r>
-            <w:proofErr w:type="spellStart"/>
-            <w:r>
-              <w:rPr>
-                <w:rFonts w:ascii="맑은 고딕" w:eastAsia="맑은 고딕" w:hAnsi="맑은 고딕" w:cs="맑은 고딕"/>
-                <w:b/>
-                <w:bCs/>
-                <w:lang w:val="en-US"/>
-              </w:rPr>
-              <w:t>정인혁</w:t>
-            </w:r>
-            <w:proofErr w:type="spellEnd"/>
-            <w:r>
-              <w:rPr>
-                <w:rFonts w:ascii="맑은 고딕" w:eastAsia="맑은 고딕" w:hAnsi="맑은 고딕" w:cs="맑은 고딕"/>
-                <w:b/>
-                <w:bCs/>
-                <w:lang w:val="en-US"/>
-              </w:rPr>
-              <w:t>)</w:t>
+              <w:t>. 주문/결제 기능 구현 (담당자: 정인혁)</w:t>
             </w:r>
           </w:p>
           <w:p>
@@ -3693,27 +2606,7 @@
                 <w:bCs/>
                 <w:lang w:val="en-US"/>
               </w:rPr>
-              <w:t xml:space="preserve">. 상품 목록/검색/필터 기능 고도화 (담당자: </w:t>
-            </w:r>
-            <w:proofErr w:type="spellStart"/>
-            <w:r>
-              <w:rPr>
-                <w:rFonts w:ascii="맑은 고딕" w:eastAsia="맑은 고딕" w:hAnsi="맑은 고딕" w:cs="맑은 고딕"/>
-                <w:b/>
-                <w:bCs/>
-                <w:lang w:val="en-US"/>
-              </w:rPr>
-              <w:t>정인혁</w:t>
-            </w:r>
-            <w:proofErr w:type="spellEnd"/>
-            <w:r>
-              <w:rPr>
-                <w:rFonts w:ascii="맑은 고딕" w:eastAsia="맑은 고딕" w:hAnsi="맑은 고딕" w:cs="맑은 고딕"/>
-                <w:b/>
-                <w:bCs/>
-                <w:lang w:val="en-US"/>
-              </w:rPr>
-              <w:t>)</w:t>
+              <w:t>. 상품 목록/검색/필터 기능 고도화 (담당자: 정인혁)</w:t>
             </w:r>
           </w:p>
           <w:p>
@@ -3829,27 +2722,7 @@
                 <w:bCs/>
                 <w:lang w:val="en-US"/>
               </w:rPr>
-              <w:t xml:space="preserve">. 상품/장바구니/주문 흐름 연동 안정화 (담당자: </w:t>
-            </w:r>
-            <w:proofErr w:type="spellStart"/>
-            <w:r>
-              <w:rPr>
-                <w:rFonts w:ascii="맑은 고딕" w:eastAsia="맑은 고딕" w:hAnsi="맑은 고딕" w:cs="맑은 고딕"/>
-                <w:b/>
-                <w:bCs/>
-                <w:lang w:val="en-US"/>
-              </w:rPr>
-              <w:t>정인혁</w:t>
-            </w:r>
-            <w:proofErr w:type="spellEnd"/>
-            <w:r>
-              <w:rPr>
-                <w:rFonts w:ascii="맑은 고딕" w:eastAsia="맑은 고딕" w:hAnsi="맑은 고딕" w:cs="맑은 고딕"/>
-                <w:b/>
-                <w:bCs/>
-                <w:lang w:val="en-US"/>
-              </w:rPr>
-              <w:t>)</w:t>
+              <w:t>. 상품/장바구니/주문 흐름 연동 안정화 (담당자: 정인혁)</w:t>
             </w:r>
           </w:p>
           <w:p>
@@ -3965,27 +2838,7 @@
                 <w:bCs/>
                 <w:lang w:val="en-US"/>
               </w:rPr>
-              <w:t xml:space="preserve">관리자 및 사용자 상태관리 웹 </w:t>
-            </w:r>
-            <w:proofErr w:type="spellStart"/>
-            <w:r>
-              <w:rPr>
-                <w:rFonts w:ascii="맑은 고딕" w:eastAsia="맑은 고딕" w:hAnsi="맑은 고딕" w:cs="맑은 고딕"/>
-                <w:b/>
-                <w:bCs/>
-                <w:lang w:val="en-US"/>
-              </w:rPr>
-              <w:t>api</w:t>
-            </w:r>
-            <w:proofErr w:type="spellEnd"/>
-            <w:r>
-              <w:rPr>
-                <w:rFonts w:ascii="맑은 고딕" w:eastAsia="맑은 고딕" w:hAnsi="맑은 고딕" w:cs="맑은 고딕"/>
-                <w:b/>
-                <w:bCs/>
-                <w:lang w:val="en-US"/>
-              </w:rPr>
-              <w:t xml:space="preserve"> 연동 확인(담당자: 이지수)</w:t>
+              <w:t>관리자 및 사용자 상태관리 웹 api 연동 확인(담당자: 이지수)</w:t>
             </w:r>
           </w:p>
           <w:p>
@@ -4007,43 +2860,7 @@
                 <w:bCs/>
                 <w:lang w:val="en-US"/>
               </w:rPr>
-              <w:t xml:space="preserve">마이페이지 프로필 관리 비밀번호 변경 부분 웹 </w:t>
-            </w:r>
-            <w:proofErr w:type="spellStart"/>
-            <w:r>
-              <w:rPr>
-                <w:rFonts w:ascii="맑은 고딕" w:eastAsia="맑은 고딕" w:hAnsi="맑은 고딕" w:cs="맑은 고딕"/>
-                <w:bCs/>
-                <w:lang w:val="en-US"/>
-              </w:rPr>
-              <w:t>api</w:t>
-            </w:r>
-            <w:proofErr w:type="spellEnd"/>
-            <w:r>
-              <w:rPr>
-                <w:rFonts w:ascii="맑은 고딕" w:eastAsia="맑은 고딕" w:hAnsi="맑은 고딕" w:cs="맑은 고딕"/>
-                <w:bCs/>
-                <w:lang w:val="en-US"/>
-              </w:rPr>
-              <w:t xml:space="preserve"> 연동 확인 및 주소 </w:t>
-            </w:r>
-            <w:proofErr w:type="spellStart"/>
-            <w:r>
-              <w:rPr>
-                <w:rFonts w:ascii="맑은 고딕" w:eastAsia="맑은 고딕" w:hAnsi="맑은 고딕" w:cs="맑은 고딕"/>
-                <w:bCs/>
-                <w:lang w:val="en-US"/>
-              </w:rPr>
-              <w:t>api</w:t>
-            </w:r>
-            <w:proofErr w:type="spellEnd"/>
-            <w:r>
-              <w:rPr>
-                <w:rFonts w:ascii="맑은 고딕" w:eastAsia="맑은 고딕" w:hAnsi="맑은 고딕" w:cs="맑은 고딕"/>
-                <w:bCs/>
-                <w:lang w:val="en-US"/>
-              </w:rPr>
-              <w:t xml:space="preserve"> 연동 확인</w:t>
+              <w:t>마이페이지 프로필 관리 비밀번호 변경 부분 웹 api 연동 확인 및 주소 api 연동 확인</w:t>
             </w:r>
           </w:p>
           <w:p>
@@ -4051,7 +2868,7 @@
               <w:spacing w:before="240" w:after="240"/>
               <w:ind w:left="360"/>
               <w:rPr>
-                <w:rFonts w:ascii="맑은 고딕" w:eastAsia="맑은 고딕" w:hAnsi="맑은 고딕" w:cs="맑은 고딕" w:hint="eastAsia"/>
+                <w:rFonts w:ascii="맑은 고딕" w:eastAsia="맑은 고딕" w:hAnsi="맑은 고딕" w:cs="맑은 고딕"/>
                 <w:bCs/>
                 <w:lang w:val="en-US"/>
               </w:rPr>
@@ -7438,6 +6255,7 @@
   <w:style w:type="character" w:default="1" w:styleId="a0">
     <w:name w:val="Default Paragraph Font"/>
     <w:uiPriority w:val="1"/>
+    <w:semiHidden/>
     <w:unhideWhenUsed/>
   </w:style>
   <w:style w:type="table" w:default="1" w:styleId="a1">
